--- a/Informe TP3.docx
+++ b/Informe TP3.docx
@@ -72,17 +72,23 @@
         </w:rPr>
         <w:t>TRABAJO PRÁCTICO N°3</w:t>
       </w:r>
+    </w:p>
+    <w:p>
+      <w:pPr>
+        <w:spacing w:after="400"/>
+        <w:jc w:val="center"/>
+        <w:rPr>
+          <w:b/>
+        </w:rPr>
+      </w:pPr>
+      <w:r>
+        <w:rPr>
+          <w:b/>
+        </w:rPr>
+        <w:t>1° Cuatrimestre - Año 2026</w:t>
+      </w:r>
       <w:bookmarkStart w:id="0" w:name="_GoBack"/>
       <w:bookmarkEnd w:id="0"/>
-    </w:p>
-    <w:p>
-      <w:pPr>
-        <w:spacing w:after="400"/>
-        <w:jc w:val="center"/>
-      </w:pPr>
-      <w:r>
-        <w:t>1° Cuatrimestre - Año 2026</w:t>
-      </w:r>
     </w:p>
     <w:p>
       <w:pPr>
@@ -103,6 +109,12 @@
       <w:pPr>
         <w:spacing w:after="60"/>
         <w:jc w:val="center"/>
+        <w:rPr>
+          <w:b/>
+          <w:bCs/>
+          <w:sz w:val="26"/>
+          <w:szCs w:val="26"/>
+        </w:rPr>
       </w:pPr>
       <w:r>
         <w:rPr>
@@ -113,6 +125,42 @@
         </w:rPr>
         <w:t>LUJAMBIO, Valentín</w:t>
       </w:r>
+      <w:r>
+        <w:rPr>
+          <w:b/>
+          <w:bCs/>
+          <w:sz w:val="26"/>
+          <w:szCs w:val="26"/>
+        </w:rPr>
+        <w:t xml:space="preserve"> – Legajo N° </w:t>
+      </w:r>
+      <w:r>
+        <w:rPr>
+          <w:b/>
+          <w:bCs/>
+          <w:sz w:val="26"/>
+          <w:szCs w:val="26"/>
+        </w:rPr>
+        <w:t>L</w:t>
+      </w:r>
+      <w:r>
+        <w:rPr>
+          <w:b/>
+          <w:bCs/>
+          <w:sz w:val="26"/>
+          <w:szCs w:val="26"/>
+        </w:rPr>
+        <w:t>-</w:t>
+      </w:r>
+      <w:r>
+        <w:rPr>
+          <w:b/>
+          <w:bCs/>
+          <w:sz w:val="26"/>
+          <w:szCs w:val="26"/>
+        </w:rPr>
+        <w:t>3417/7</w:t>
+      </w:r>
     </w:p>
     <w:p>
       <w:pPr>
@@ -128,6 +176,33 @@
         </w:rPr>
         <w:t>MENDEZ, Ignacio</w:t>
       </w:r>
+      <w:r>
+        <w:rPr>
+          <w:b/>
+          <w:bCs/>
+          <w:sz w:val="26"/>
+          <w:szCs w:val="26"/>
+        </w:rPr>
+        <w:t xml:space="preserve"> </w:t>
+      </w:r>
+      <w:r>
+        <w:rPr>
+          <w:b/>
+          <w:bCs/>
+          <w:sz w:val="26"/>
+          <w:szCs w:val="26"/>
+        </w:rPr>
+        <w:t>– Legajo N° R-</w:t>
+      </w:r>
+      <w:r>
+        <w:rPr>
+          <w:b/>
+          <w:bCs/>
+          <w:sz w:val="26"/>
+          <w:szCs w:val="26"/>
+        </w:rPr>
+        <w:t>7383/1</w:t>
+      </w:r>
     </w:p>
     <w:p>
       <w:pPr>
@@ -143,6 +218,15 @@
         </w:rPr>
         <w:t>RAMIREZ, Lucas</w:t>
       </w:r>
+      <w:r>
+        <w:rPr>
+          <w:b/>
+          <w:bCs/>
+          <w:sz w:val="26"/>
+          <w:szCs w:val="26"/>
+        </w:rPr>
+        <w:t>– Legajo N° R-4727/9</w:t>
+      </w:r>
     </w:p>
     <w:p>
       <w:pPr>
@@ -354,10 +438,7 @@
         <w:jc w:val="both"/>
       </w:pPr>
       <w:r>
-        <w:t>El trabajo consiste en procesar videos en los que se arrojan cinco dados rojos sobre una superficie y, una vez que los dados se detienen, reconocer cada uno, contar el valor de su cara y generar un video de salida en el que cada dado aparezca recuadrado c</w:t>
-      </w:r>
-      <w:r>
-        <w:t>on un identificador único y su valor mientras permanezca en reposo. El problema combina dos dificultades: una temporal (decidir a partir de qué instante los dados están quietos) y otra espacial (segmentar los dados y contar sus puntos).</w:t>
+        <w:t>El trabajo consiste en procesar videos en los que se arrojan cinco dados rojos sobre una superficie y, una vez que los dados se detienen, reconocer cada uno, contar el valor de su cara y generar un video de salida en el que cada dado aparezca recuadrado con un identificador único y su valor mientras permanezca en reposo. El problema combina dos dificultades: una temporal (decidir a partir de qué instante los dados están quietos) y otra espacial (segmentar los dados y contar sus puntos).</w:t>
       </w:r>
     </w:p>
     <w:p>
@@ -366,10 +447,7 @@
         <w:jc w:val="both"/>
       </w:pPr>
       <w:r>
-        <w:t>Los dados son rojos</w:t>
-      </w:r>
-      <w:r>
-        <w:t xml:space="preserve"> sobre un fondo verde uniforme, de modo que el color es el discriminador natural. La estrategia adoptada, apoyada exclusivamente en técnicas vistas en clase, se organiza en las siguientes etapas:</w:t>
+        <w:t>Los dados son rojos sobre un fondo verde uniforme, de modo que el color es el discriminador natural. La estrategia adoptada, apoyada exclusivamente en técnicas vistas en clase, se organiza en las siguientes etapas:</w:t>
       </w:r>
     </w:p>
     <w:p>
@@ -383,10 +461,7 @@
         <w:jc w:val="both"/>
       </w:pPr>
       <w:r>
-        <w:t>Segmentación por color en el espacio HSV (Unidad 5): se aísl</w:t>
-      </w:r>
-      <w:r>
-        <w:t>a el rojo de los dados con dos rangos de tono y se limpia el resultado con operaciones morfológicas de apertura y cierre (Unidad 6).</w:t>
+        <w:t>Segmentación por color en el espacio HSV (Unidad 5): se aísla el rojo de los dados con dos rangos de tono y se limpia el resultado con operaciones morfológicas de apertura y cierre (Unidad 6).</w:t>
       </w:r>
     </w:p>
     <w:p>
@@ -400,10 +475,7 @@
         <w:jc w:val="both"/>
       </w:pPr>
       <w:r>
-        <w:t>Detección de los dados mediante componentes conexas y filtrado por área (Unidad 7), descartando la mano y el ruido por su t</w:t>
-      </w:r>
-      <w:r>
-        <w:t>amaño.</w:t>
+        <w:t>Detección de los dados mediante componentes conexas y filtrado por área (Unidad 7), descartando la mano y el ruido por su tamaño.</w:t>
       </w:r>
     </w:p>
     <w:p>
@@ -485,10 +557,7 @@
       </w:r>
       <w:proofErr w:type="spellEnd"/>
       <w:r>
-        <w:t xml:space="preserve"> box, el identificador y el valor de cada dado, visible</w:t>
-      </w:r>
-      <w:r>
-        <w:t>s únicamente mientras el dado está presente.</w:t>
+        <w:t xml:space="preserve"> box, el identificador y el valor de cada dado, visibles únicamente mientras el dado está presente.</w:t>
       </w:r>
     </w:p>
     <w:p>
@@ -505,10 +574,7 @@
         <w:jc w:val="both"/>
       </w:pPr>
       <w:r>
-        <w:t>La solución se organiza en dos archivos. En dados.py reside toda la visión por computadora (segmentación, seguimiento y conteo) y en main.py la orquestación: recorrer lo</w:t>
-      </w:r>
-      <w:r>
-        <w:t xml:space="preserve">s videos de la carpeta videos/ y producir los videos clasificados. El código completo está versionado en el repositorio </w:t>
+        <w:t xml:space="preserve">La solución se organiza en dos archivos. En dados.py reside toda la visión por computadora (segmentación, seguimiento y conteo) y en main.py la orquestación: recorrer los videos de la carpeta videos/ y producir los videos clasificados. El código completo está versionado en el repositorio </w:t>
       </w:r>
       <w:proofErr w:type="spellStart"/>
       <w:r>
@@ -516,10 +582,7 @@
       </w:r>
       <w:proofErr w:type="spellEnd"/>
       <w:r>
-        <w:t xml:space="preserve"> del trabajo, por lo que a continuación se prioriza la explicación del proceso y de los resultados intermedios por sobre el detalle l</w:t>
-      </w:r>
-      <w:r>
-        <w:t>ínea por línea.</w:t>
+        <w:t xml:space="preserve"> del trabajo, por lo que a continuación se prioriza la explicación del proceso y de los resultados intermedios por sobre el detalle línea por línea.</w:t>
       </w:r>
     </w:p>
     <w:p>
@@ -544,10 +607,7 @@
       </w:r>
       <w:proofErr w:type="spellEnd"/>
       <w:r>
-        <w:t xml:space="preserve"> al espacio HSV, donde el color (tono) se separa de la iluminación, y se segmenta el rojo. Como el </w:t>
-      </w:r>
-      <w:r>
-        <w:t>rojo se encuentra en los dos extremos del círculo de tono, se emplean dos rangos —uno cercano a 0° y otro cercano a 180°— que luego se combinan. Los umbrales mínimos de saturación y brillo descartan sombras y zonas pálidas.</w:t>
+        <w:t xml:space="preserve"> al espacio HSV, donde el color (tono) se separa de la iluminación, y se segmenta el rojo. Como el rojo se encuentra en los dos extremos del círculo de tono, se emplean dos rangos —uno cercano a 0° y otro cercano a 180°— que luego se combinan. Los umbrales mínimos de saturación y brillo descartan sombras y zonas pálidas.</w:t>
       </w:r>
     </w:p>
     <w:tbl>
@@ -571,12 +631,6 @@
         <w:gridCol w:w="9360"/>
       </w:tblGrid>
       <w:tr>
-        <w:tblPrEx>
-          <w:tblCellMar>
-            <w:top w:w="0" w:type="dxa"/>
-            <w:bottom w:w="0" w:type="dxa"/>
-          </w:tblCellMar>
-        </w:tblPrEx>
         <w:tc>
           <w:tcPr>
             <w:tcW w:w="9360" w:type="dxa"/>
@@ -833,16 +887,7 @@
                 <w:szCs w:val="18"/>
                 <w:lang w:val="en-US"/>
               </w:rPr>
-              <w:t>rojo_baj</w:t>
-            </w:r>
-            <w:r>
-              <w:rPr>
-                <w:rFonts w:ascii="Consolas" w:eastAsia="Consolas" w:hAnsi="Consolas" w:cs="Consolas"/>
-                <w:sz w:val="18"/>
-                <w:szCs w:val="18"/>
-                <w:lang w:val="en-US"/>
-              </w:rPr>
-              <w:t>o</w:t>
+              <w:t>rojo_bajo</w:t>
             </w:r>
             <w:proofErr w:type="spellEnd"/>
             <w:r>
@@ -1058,10 +1103,7 @@
         <w:jc w:val="both"/>
       </w:pPr>
       <w:r>
-        <w:t>La másc</w:t>
-      </w:r>
-      <w:r>
-        <w:t xml:space="preserve">ara cruda obtenida solo con la </w:t>
+        <w:t xml:space="preserve">La máscara cruda obtenida solo con la </w:t>
       </w:r>
       <w:proofErr w:type="spellStart"/>
       <w:r>
@@ -1069,10 +1111,7 @@
       </w:r>
       <w:proofErr w:type="spellEnd"/>
       <w:r>
-        <w:t xml:space="preserve"> de color es ruidosa: además de los dados, captura parte de la mesa de madera (cuyo tono cae cerca del rojo) y dentro de cada dado quedan agujeros en el lugar de los puntos. Para depurarla se aplica una apertura </w:t>
-      </w:r>
-      <w:r>
-        <w:t xml:space="preserve">morfológica, que elimina las motas pequeñas, y opcionalmente un cierre, que rellena los </w:t>
+        <w:t xml:space="preserve"> de color es ruidosa: además de los dados, captura parte de la mesa de madera (cuyo tono cae cerca del rojo) y dentro de cada dado quedan agujeros en el lugar de los puntos. Para depurarla se aplica una apertura morfológica, que elimina las motas pequeñas, y opcionalmente un cierre, que rellena los </w:t>
       </w:r>
       <w:r>
         <w:lastRenderedPageBreak/>
@@ -1109,12 +1148,6 @@
         <w:gridCol w:w="4680"/>
       </w:tblGrid>
       <w:tr>
-        <w:tblPrEx>
-          <w:tblCellMar>
-            <w:top w:w="0" w:type="dxa"/>
-            <w:bottom w:w="0" w:type="dxa"/>
-          </w:tblCellMar>
-        </w:tblPrEx>
         <w:tc>
           <w:tcPr>
             <w:tcW w:w="4680" w:type="dxa"/>
@@ -1224,10 +1257,7 @@
         <w:jc w:val="both"/>
       </w:pPr>
       <w:r>
-        <w:t xml:space="preserve">Sobre la máscara limpia se aplica el análisis de componentes conexas. Cada componente se filtra por área para conservar únicamente los blobs del tamaño de un dado: se descartan la </w:t>
-      </w:r>
-      <w:r>
-        <w:t xml:space="preserve">mano (área demasiado grande) y el ruido remanente (área demasiado chica). De cada dado válido se guarda su </w:t>
+        <w:t xml:space="preserve">Sobre la máscara limpia se aplica el análisis de componentes conexas. Cada componente se filtra por área para conservar únicamente los blobs del tamaño de un dado: se descartan la mano (área demasiado grande) y el ruido remanente (área demasiado chica). De cada dado válido se guarda su </w:t>
       </w:r>
       <w:proofErr w:type="spellStart"/>
       <w:r>
@@ -1308,16 +1338,7 @@
           <w:sz w:val="18"/>
           <w:szCs w:val="18"/>
         </w:rPr>
-        <w:t>Dados detectados tras el filtrado</w:t>
-      </w:r>
-      <w:r>
-        <w:rPr>
-          <w:i/>
-          <w:iCs/>
-          <w:sz w:val="18"/>
-          <w:szCs w:val="18"/>
-        </w:rPr>
-        <w:t xml:space="preserve"> por área (</w:t>
+        <w:t>Dados detectados tras el filtrado por área (</w:t>
       </w:r>
       <w:proofErr w:type="spellStart"/>
       <w:r>
@@ -1383,10 +1404,7 @@
       </w:r>
       <w:proofErr w:type="spellEnd"/>
       <w:r>
-        <w:t xml:space="preserve"> se emparejan los dados detectados con</w:t>
-      </w:r>
-      <w:r>
-        <w:t xml:space="preserve"> los del </w:t>
+        <w:t xml:space="preserve"> se emparejan los dados detectados con los del </w:t>
       </w:r>
       <w:proofErr w:type="spellStart"/>
       <w:r>
@@ -1410,10 +1428,7 @@
       </w:r>
       <w:proofErr w:type="spellEnd"/>
       <w:r>
-        <w:t xml:space="preserve"> quieto"; si se movió más, el contador se reinicia. Esta lógica se enca</w:t>
-      </w:r>
-      <w:r>
-        <w:t xml:space="preserve">psula en la clase </w:t>
+        <w:t xml:space="preserve"> quieto"; si se movió más, el contador se reinicia. Esta lógica se encapsula en la clase </w:t>
       </w:r>
       <w:proofErr w:type="spellStart"/>
       <w:r>
@@ -1446,10 +1461,7 @@
       </w:r>
       <w:proofErr w:type="spellEnd"/>
       <w:r>
-        <w:t xml:space="preserve"> que se usará para </w:t>
-      </w:r>
-      <w:r>
-        <w:t>clasificar las caras, evitando analizar los dados mientras todavía ruedan o están parcialmente ocultos por la mano.</w:t>
+        <w:t xml:space="preserve"> que se usará para clasificar las caras, evitando analizar los dados mientras todavía ruedan o están parcialmente ocultos por la mano.</w:t>
       </w:r>
     </w:p>
     <w:p>
@@ -1474,10 +1486,7 @@
       </w:r>
       <w:proofErr w:type="spellEnd"/>
       <w:r>
-        <w:t xml:space="preserve"> en reposo, se cuenta el valor de cada dado. La idea central es que, dentro del</w:t>
-      </w:r>
-      <w:r>
-        <w:t xml:space="preserve"> cuerpo rojo de un dado, los puntos son zonas no rojas, es decir, huecos en la máscara de color. Por eso esta etapa reutiliza la máscara </w:t>
+        <w:t xml:space="preserve"> en reposo, se cuenta el valor de cada dado. La idea central es que, dentro del cuerpo rojo de un dado, los puntos son zonas no rojas, es decir, huecos en la máscara de color. Por eso esta etapa reutiliza la máscara </w:t>
       </w:r>
       <w:proofErr w:type="gramStart"/>
       <w:r>
@@ -1485,10 +1494,7 @@
       </w:r>
       <w:proofErr w:type="gramEnd"/>
       <w:r>
-        <w:t xml:space="preserve"> pero sin el cierre, de modo que los puntos se preserven como agujeros. Para cada dado se rellena el contorno de su</w:t>
-      </w:r>
-      <w:r>
-        <w:t xml:space="preserve"> cara y se le resta la máscara roja: la diferencia son exactamente los puntos.</w:t>
+        <w:t xml:space="preserve"> pero sin el cierre, de modo que los puntos se preserven como agujeros. Para cada dado se rellena el contorno de su cara y se le resta la máscara roja: la diferencia son exactamente los puntos.</w:t>
       </w:r>
     </w:p>
     <w:tbl>
@@ -1512,12 +1518,6 @@
         <w:gridCol w:w="9360"/>
       </w:tblGrid>
       <w:tr>
-        <w:tblPrEx>
-          <w:tblCellMar>
-            <w:top w:w="0" w:type="dxa"/>
-            <w:bottom w:w="0" w:type="dxa"/>
-          </w:tblCellMar>
-        </w:tblPrEx>
         <w:tc>
           <w:tcPr>
             <w:tcW w:w="9360" w:type="dxa"/>
@@ -1685,16 +1685,7 @@
                 <w:szCs w:val="18"/>
                 <w:lang w:val="en-US"/>
               </w:rPr>
-              <w:t>, cv2.RETR_EXTERNAL, cv</w:t>
-            </w:r>
-            <w:r>
-              <w:rPr>
-                <w:rFonts w:ascii="Consolas" w:eastAsia="Consolas" w:hAnsi="Consolas" w:cs="Consolas"/>
-                <w:sz w:val="18"/>
-                <w:szCs w:val="18"/>
-                <w:lang w:val="en-US"/>
-              </w:rPr>
-              <w:t>2.CHAIN_APPROX_SIMPLE)</w:t>
+              <w:t>, cv2.RETR_EXTERNAL, cv2.CHAIN_APPROX_SIMPLE)</w:t>
             </w:r>
           </w:p>
           <w:p>
@@ -2035,10 +2026,7 @@
       </w:pPr>
       <w:r>
         <w:lastRenderedPageBreak/>
-        <w:t>Los puntos así obtenidos se cuentan como componentes conexas, filtrando por un área mínima para descartar pequeñas imperfecciones del borde. El número de compo</w:t>
-      </w:r>
-      <w:r>
-        <w:t>nentes es el valor de la cara. La secuencia completa para un dado de valor cuatro se ilustra a continuación.</w:t>
+        <w:t>Los puntos así obtenidos se cuentan como componentes conexas, filtrando por un área mínima para descartar pequeñas imperfecciones del borde. El número de componentes es el valor de la cara. La secuencia completa para un dado de valor cuatro se ilustra a continuación.</w:t>
       </w:r>
     </w:p>
     <w:tbl>
@@ -2065,12 +2053,6 @@
         <w:gridCol w:w="2340"/>
       </w:tblGrid>
       <w:tr>
-        <w:tblPrEx>
-          <w:tblCellMar>
-            <w:top w:w="0" w:type="dxa"/>
-            <w:bottom w:w="0" w:type="dxa"/>
-          </w:tblCellMar>
-        </w:tblPrEx>
         <w:tc>
           <w:tcPr>
             <w:tcW w:w="2340" w:type="dxa"/>
@@ -2394,10 +2376,7 @@
         <w:jc w:val="both"/>
       </w:pPr>
       <w:r>
-        <w:t>Con el valor de cada dado y un identificador único asignado (D1 a D5), se reescribe el video rotulando cada dado. E</w:t>
-      </w:r>
-      <w:r>
-        <w:t xml:space="preserve">n lugar de fijar los recuadros en la posición de reposo, en cada </w:t>
+        <w:t xml:space="preserve">Con el valor de cada dado y un identificador único asignado (D1 a D5), se reescribe el video rotulando cada dado. En lugar de fijar los recuadros en la posición de reposo, en cada </w:t>
       </w:r>
       <w:proofErr w:type="spellStart"/>
       <w:r>
@@ -2405,10 +2384,7 @@
       </w:r>
       <w:proofErr w:type="spellEnd"/>
       <w:r>
-        <w:t xml:space="preserve"> se vuelven a detectar los dados y se dibuja el recuadro de un dado solo si sigue presente en su lugar. De esta forma el recuadro aparece cuando el dado se asienta y desaparece en cuanto</w:t>
-      </w:r>
-      <w:r>
-        <w:t xml:space="preserve"> la mano lo levanta, tal como pide la consigna. La etiqueta sigue el formato D&lt;id&gt;-&lt;valor&gt; (por </w:t>
+        <w:t xml:space="preserve"> se vuelven a detectar los dados y se dibuja el recuadro de un dado solo si sigue presente en su lugar. De esta forma el recuadro aparece cuando el dado se asienta y desaparece en cuanto la mano lo levanta, tal como pide la consigna. La etiqueta sigue el formato D&lt;id&gt;-&lt;valor&gt; (por </w:t>
       </w:r>
       <w:proofErr w:type="gramStart"/>
       <w:r>
@@ -2441,12 +2417,6 @@
         <w:gridCol w:w="4680"/>
       </w:tblGrid>
       <w:tr>
-        <w:tblPrEx>
-          <w:tblCellMar>
-            <w:top w:w="0" w:type="dxa"/>
-            <w:bottom w:w="0" w:type="dxa"/>
-          </w:tblCellMar>
-        </w:tblPrEx>
         <w:tc>
           <w:tcPr>
             <w:tcW w:w="4680" w:type="dxa"/>
@@ -2624,17 +2594,11 @@
         <w:jc w:val="both"/>
       </w:pPr>
       <w:r>
-        <w:t>Apoyar toda la cadena en la segmentación de color en HSV resultó la decisión clave del trabajo: al ser los dados rojos sobre un fondo verde, un par de</w:t>
-      </w:r>
-      <w:r>
-        <w:t xml:space="preserve"> rangos de tono más limpieza </w:t>
+        <w:t xml:space="preserve">Apoyar toda la cadena en la segmentación de color en HSV resultó la decisión clave del trabajo: al ser los dados rojos sobre un fondo verde, un par de rangos de tono más limpieza </w:t>
       </w:r>
       <w:r>
         <w:lastRenderedPageBreak/>
-        <w:t>morfológica bastan para aislarlos de forma estable, sin recurrir a técnicas fuera del programa. Sobre esa misma máscara se resolvieron tanto la detección de los dados (vía componentes conexas y filtrado por área) como el conteo</w:t>
-      </w:r>
-      <w:r>
-        <w:t xml:space="preserve"> de los puntos, aprovechando que los puntos son huecos en el rojo. Reutilizar la máscara con y sin cierre evitó introducir umbrales de brillo adicionales, que en las pruebas resultaban poco robustos.</w:t>
+        <w:t>morfológica bastan para aislarlos de forma estable, sin recurrir a técnicas fuera del programa. Sobre esa misma máscara se resolvieron tanto la detección de los dados (vía componentes conexas y filtrado por área) como el conteo de los puntos, aprovechando que los puntos son huecos en el rojo. Reutilizar la máscara con y sin cierre evitó introducir umbrales de brillo adicionales, que en las pruebas resultaban poco robustos.</w:t>
       </w:r>
     </w:p>
     <w:p>
@@ -2651,10 +2615,7 @@
       </w:r>
       <w:proofErr w:type="spellEnd"/>
       <w:r>
-        <w:t xml:space="preserve"> permitió separar con clarid</w:t>
-      </w:r>
-      <w:r>
-        <w:t xml:space="preserve">ad la fase de movimiento de la de reposo y, al re-detectar los dados en cada </w:t>
+        <w:t xml:space="preserve"> permitió separar con claridad la fase de movimiento de la de reposo y, al re-detectar los dados en cada </w:t>
       </w:r>
       <w:proofErr w:type="spellStart"/>
       <w:r>
@@ -2662,10 +2623,7 @@
       </w:r>
       <w:proofErr w:type="spellEnd"/>
       <w:r>
-        <w:t xml:space="preserve"> del video de salida, los recuadros aparecen y desaparecen de manera natural según los dados estén o no presentes. Como limitación, los umbrales de área de los dados y de los</w:t>
-      </w:r>
-      <w:r>
-        <w:t xml:space="preserve"> puntos están calibrados para la resolución de los videos provistos; ante un cambio de escala convendría expresarlos en forma relativa al tamaño del dado. Aun así, el método clasificó correctamente las cuatro tiradas de prueba.</w:t>
+        <w:t xml:space="preserve"> del video de salida, los recuadros aparecen y desaparecen de manera natural según los dados estén o no presentes. Como limitación, los umbrales de área de los dados y de los puntos están calibrados para la resolución de los videos provistos; ante un cambio de escala convendría expresarlos en forma relativa al tamaño del dado. Aun así, el método clasificó correctamente las cuatro tiradas de prueba.</w:t>
       </w:r>
     </w:p>
     <w:sectPr>
